--- a/Flask-Based Banking System Documentation.docx
+++ b/Flask-Based Banking System Documentation.docx
@@ -1,6 +1,6 @@
 
 <file path=word/document.xml><?xml version="1.0" encoding="utf-8"?>
-<w:document xmlns:wpc="http://schemas.microsoft.com/office/word/2010/wordprocessingCanvas" xmlns:cx="http://schemas.microsoft.com/office/drawing/2014/chartex" xmlns:cx1="http://schemas.microsoft.com/office/drawing/2015/9/8/chartex" xmlns:cx2="http://schemas.microsoft.com/office/drawing/2015/10/21/chartex" xmlns:cx3="http://schemas.microsoft.com/office/drawing/2016/5/9/chartex" xmlns:cx4="http://schemas.microsoft.com/office/drawing/2016/5/10/chartex" xmlns:cx5="http://schemas.microsoft.com/office/drawing/2016/5/11/chartex" xmlns:cx6="http://schemas.microsoft.com/office/drawing/2016/5/12/chartex" xmlns:cx7="http://schemas.microsoft.com/office/drawing/2016/5/13/chartex" xmlns:cx8="http://schemas.microsoft.com/office/drawing/2016/5/14/chartex" xmlns:mc="http://schemas.openxmlformats.org/markup-compatibility/2006" xmlns:aink="http://schemas.microsoft.com/office/drawing/2016/ink" xmlns:am3d="http://schemas.microsoft.com/office/drawing/2017/model3d" xmlns:o="urn:schemas-microsoft-com:office:office" xmlns:r="http://schemas.openxmlformats.org/officeDocument/2006/relationships" xmlns:m="http://schemas.openxmlformats.org/officeDocument/2006/math" xmlns:v="urn:schemas-microsoft-com:vml" xmlns:wp14="http://schemas.microsoft.com/office/word/2010/wordprocessingDrawing" xmlns:wp="http://schemas.openxmlformats.org/drawingml/2006/wordprocessingDrawing" xmlns:w10="urn:schemas-microsoft-com:office:word" xmlns:w="http://schemas.openxmlformats.org/wordprocessingml/2006/main" xmlns:w14="http://schemas.microsoft.com/office/word/2010/wordml" xmlns:w15="http://schemas.microsoft.com/office/word/2012/wordml" xmlns:w16cid="http://schemas.microsoft.com/office/word/2016/wordml/cid" xmlns:w16se="http://schemas.microsoft.com/office/word/2015/wordml/symex" xmlns:wpg="http://schemas.microsoft.com/office/word/2010/wordprocessingGroup" xmlns:wpi="http://schemas.microsoft.com/office/word/2010/wordprocessingInk" xmlns:wne="http://schemas.microsoft.com/office/word/2006/wordml" xmlns:wps="http://schemas.microsoft.com/office/word/2010/wordprocessingShape" mc:Ignorable="w14 w15 w16se w16cid wp14">
+<w:document xmlns:wpc="http://schemas.microsoft.com/office/word/2010/wordprocessingCanvas" xmlns:cx="http://schemas.microsoft.com/office/drawing/2014/chartex" xmlns:cx1="http://schemas.microsoft.com/office/drawing/2015/9/8/chartex" xmlns:cx2="http://schemas.microsoft.com/office/drawing/2015/10/21/chartex" xmlns:cx3="http://schemas.microsoft.com/office/drawing/2016/5/9/chartex" xmlns:cx4="http://schemas.microsoft.com/office/drawing/2016/5/10/chartex" xmlns:cx5="http://schemas.microsoft.com/office/drawing/2016/5/11/chartex" xmlns:cx6="http://schemas.microsoft.com/office/drawing/2016/5/12/chartex" xmlns:cx7="http://schemas.microsoft.com/office/drawing/2016/5/13/chartex" xmlns:cx8="http://schemas.microsoft.com/office/drawing/2016/5/14/chartex" xmlns:mc="http://schemas.openxmlformats.org/markup-compatibility/2006" xmlns:aink="http://schemas.microsoft.com/office/drawing/2016/ink" xmlns:am3d="http://schemas.microsoft.com/office/drawing/2017/model3d" xmlns:o="urn:schemas-microsoft-com:office:office" xmlns:oel="http://schemas.microsoft.com/office/2019/extlst" xmlns:r="http://schemas.openxmlformats.org/officeDocument/2006/relationships" xmlns:m="http://schemas.openxmlformats.org/officeDocument/2006/math" xmlns:v="urn:schemas-microsoft-com:vml" xmlns:wp14="http://schemas.microsoft.com/office/word/2010/wordprocessingDrawing" xmlns:wp="http://schemas.openxmlformats.org/drawingml/2006/wordprocessingDrawing" xmlns:w10="urn:schemas-microsoft-com:office:word" xmlns:w="http://schemas.openxmlformats.org/wordprocessingml/2006/main" xmlns:w14="http://schemas.microsoft.com/office/word/2010/wordml" xmlns:w15="http://schemas.microsoft.com/office/word/2012/wordml" xmlns:w16cex="http://schemas.microsoft.com/office/word/2018/wordml/cex" xmlns:w16cid="http://schemas.microsoft.com/office/word/2016/wordml/cid" xmlns:w16="http://schemas.microsoft.com/office/word/2018/wordml" xmlns:w16du="http://schemas.microsoft.com/office/word/2023/wordml/word16du" xmlns:w16sdtdh="http://schemas.microsoft.com/office/word/2020/wordml/sdtdatahash" xmlns:w16sdtfl="http://schemas.microsoft.com/office/word/2024/wordml/sdtformatlock" xmlns:w16se="http://schemas.microsoft.com/office/word/2015/wordml/symex" xmlns:wpg="http://schemas.microsoft.com/office/word/2010/wordprocessingGroup" xmlns:wpi="http://schemas.microsoft.com/office/word/2010/wordprocessingInk" xmlns:wne="http://schemas.microsoft.com/office/word/2006/wordml" xmlns:wps="http://schemas.microsoft.com/office/word/2010/wordprocessingShape" mc:Ignorable="w14 w15 w16se w16cid w16 w16cex w16sdtdh w16sdtfl w16du wp14">
   <w:body>
     <w:p>
       <w:pPr>
@@ -16,7 +16,6 @@
           <w:lang w:eastAsia="en-ZA"/>
         </w:rPr>
       </w:pPr>
-      <w:bookmarkStart w:id="0" w:name="_GoBack"/>
       <w:r>
         <w:rPr>
           <w:rFonts w:ascii="Times New Roman" w:eastAsia="Times New Roman" w:hAnsi="Times New Roman" w:cs="Times New Roman"/>
@@ -30,7 +29,6 @@
         <w:t>Flask-Based Banking System Documentation</w:t>
       </w:r>
     </w:p>
-    <w:bookmarkEnd w:id="0"/>
     <w:p>
       <w:pPr>
         <w:spacing w:before="100" w:beforeAutospacing="1" w:after="100" w:afterAutospacing="1" w:line="240" w:lineRule="auto"/>
@@ -309,6 +307,16 @@
       <w:r>
         <w:rPr>
           <w:rFonts w:ascii="Times New Roman" w:eastAsia="Times New Roman" w:hAnsi="Times New Roman" w:cs="Times New Roman"/>
+          <w:noProof/>
+          <w:sz w:val="24"/>
+          <w:szCs w:val="24"/>
+          <w:lang w:eastAsia="en-ZA"/>
+        </w:rPr>
+      </w:r>
+      <w:r>
+        <w:rPr>
+          <w:rFonts w:ascii="Times New Roman" w:eastAsia="Times New Roman" w:hAnsi="Times New Roman" w:cs="Times New Roman"/>
+          <w:noProof/>
           <w:sz w:val="24"/>
           <w:szCs w:val="24"/>
           <w:lang w:eastAsia="en-ZA"/>
@@ -450,6 +458,16 @@
       <w:r>
         <w:rPr>
           <w:rFonts w:ascii="Times New Roman" w:eastAsia="Times New Roman" w:hAnsi="Times New Roman" w:cs="Times New Roman"/>
+          <w:noProof/>
+          <w:sz w:val="24"/>
+          <w:szCs w:val="24"/>
+          <w:lang w:eastAsia="en-ZA"/>
+        </w:rPr>
+      </w:r>
+      <w:r>
+        <w:rPr>
+          <w:rFonts w:ascii="Times New Roman" w:eastAsia="Times New Roman" w:hAnsi="Times New Roman" w:cs="Times New Roman"/>
+          <w:noProof/>
           <w:sz w:val="24"/>
           <w:szCs w:val="24"/>
           <w:lang w:eastAsia="en-ZA"/>
@@ -635,6 +653,16 @@
       <w:r>
         <w:rPr>
           <w:rFonts w:ascii="Times New Roman" w:eastAsia="Times New Roman" w:hAnsi="Times New Roman" w:cs="Times New Roman"/>
+          <w:noProof/>
+          <w:sz w:val="24"/>
+          <w:szCs w:val="24"/>
+          <w:lang w:eastAsia="en-ZA"/>
+        </w:rPr>
+      </w:r>
+      <w:r>
+        <w:rPr>
+          <w:rFonts w:ascii="Times New Roman" w:eastAsia="Times New Roman" w:hAnsi="Times New Roman" w:cs="Times New Roman"/>
+          <w:noProof/>
           <w:sz w:val="24"/>
           <w:szCs w:val="24"/>
           <w:lang w:eastAsia="en-ZA"/>
@@ -822,6 +850,16 @@
       <w:r>
         <w:rPr>
           <w:rFonts w:ascii="Times New Roman" w:eastAsia="Times New Roman" w:hAnsi="Times New Roman" w:cs="Times New Roman"/>
+          <w:noProof/>
+          <w:sz w:val="24"/>
+          <w:szCs w:val="24"/>
+          <w:lang w:eastAsia="en-ZA"/>
+        </w:rPr>
+      </w:r>
+      <w:r>
+        <w:rPr>
+          <w:rFonts w:ascii="Times New Roman" w:eastAsia="Times New Roman" w:hAnsi="Times New Roman" w:cs="Times New Roman"/>
+          <w:noProof/>
           <w:sz w:val="24"/>
           <w:szCs w:val="24"/>
           <w:lang w:eastAsia="en-ZA"/>
@@ -1204,27 +1242,7 @@
           <w:szCs w:val="20"/>
           <w:lang w:eastAsia="en-ZA"/>
         </w:rPr>
-        <w:t>/bin/</w:t>
-      </w:r>
-      <w:proofErr w:type="gramStart"/>
-      <w:r>
-        <w:rPr>
-          <w:rFonts w:ascii="Courier New" w:eastAsia="Times New Roman" w:hAnsi="Courier New" w:cs="Courier New"/>
-          <w:sz w:val="20"/>
-          <w:szCs w:val="20"/>
-          <w:lang w:eastAsia="en-ZA"/>
-        </w:rPr>
-        <w:t>activate  #</w:t>
-      </w:r>
-      <w:proofErr w:type="gramEnd"/>
-      <w:r>
-        <w:rPr>
-          <w:rFonts w:ascii="Courier New" w:eastAsia="Times New Roman" w:hAnsi="Courier New" w:cs="Courier New"/>
-          <w:sz w:val="20"/>
-          <w:szCs w:val="20"/>
-          <w:lang w:eastAsia="en-ZA"/>
-        </w:rPr>
-        <w:t xml:space="preserve"> On Windows: </w:t>
+        <w:t xml:space="preserve">/bin/activate  # On Windows: </w:t>
       </w:r>
       <w:proofErr w:type="spellStart"/>
       <w:r>
@@ -1378,39 +1396,8 @@
           <w:szCs w:val="20"/>
           <w:lang w:eastAsia="en-ZA"/>
         </w:rPr>
-        <w:t xml:space="preserve">flask </w:t>
-      </w:r>
-      <w:proofErr w:type="spellStart"/>
-      <w:r>
-        <w:rPr>
-          <w:rFonts w:ascii="Courier New" w:eastAsia="Times New Roman" w:hAnsi="Courier New" w:cs="Courier New"/>
-          <w:sz w:val="20"/>
-          <w:szCs w:val="20"/>
-          <w:lang w:eastAsia="en-ZA"/>
-        </w:rPr>
-        <w:t>db</w:t>
-      </w:r>
-      <w:proofErr w:type="spellEnd"/>
-      <w:r>
-        <w:rPr>
-          <w:rFonts w:ascii="Courier New" w:eastAsia="Times New Roman" w:hAnsi="Courier New" w:cs="Courier New"/>
-          <w:sz w:val="20"/>
-          <w:szCs w:val="20"/>
-          <w:lang w:eastAsia="en-ZA"/>
-        </w:rPr>
-        <w:t xml:space="preserve"> </w:t>
-      </w:r>
-      <w:proofErr w:type="spellStart"/>
-      <w:r>
-        <w:rPr>
-          <w:rFonts w:ascii="Courier New" w:eastAsia="Times New Roman" w:hAnsi="Courier New" w:cs="Courier New"/>
-          <w:sz w:val="20"/>
-          <w:szCs w:val="20"/>
-          <w:lang w:eastAsia="en-ZA"/>
-        </w:rPr>
-        <w:t>init</w:t>
-      </w:r>
-      <w:proofErr w:type="spellEnd"/>
+        <w:t>flask db init</w:t>
+      </w:r>
     </w:p>
     <w:p>
       <w:pPr>
@@ -1452,27 +1439,7 @@
           <w:szCs w:val="20"/>
           <w:lang w:eastAsia="en-ZA"/>
         </w:rPr>
-        <w:t xml:space="preserve">flask </w:t>
-      </w:r>
-      <w:proofErr w:type="spellStart"/>
-      <w:r>
-        <w:rPr>
-          <w:rFonts w:ascii="Courier New" w:eastAsia="Times New Roman" w:hAnsi="Courier New" w:cs="Courier New"/>
-          <w:sz w:val="20"/>
-          <w:szCs w:val="20"/>
-          <w:lang w:eastAsia="en-ZA"/>
-        </w:rPr>
-        <w:t>db</w:t>
-      </w:r>
-      <w:proofErr w:type="spellEnd"/>
-      <w:r>
-        <w:rPr>
-          <w:rFonts w:ascii="Courier New" w:eastAsia="Times New Roman" w:hAnsi="Courier New" w:cs="Courier New"/>
-          <w:sz w:val="20"/>
-          <w:szCs w:val="20"/>
-          <w:lang w:eastAsia="en-ZA"/>
-        </w:rPr>
-        <w:t xml:space="preserve"> migrate -m "Initial migration"</w:t>
+        <w:t>flask db migrate -m "Initial migration"</w:t>
       </w:r>
     </w:p>
     <w:p>
@@ -1515,27 +1482,7 @@
           <w:szCs w:val="20"/>
           <w:lang w:eastAsia="en-ZA"/>
         </w:rPr>
-        <w:t xml:space="preserve">flask </w:t>
-      </w:r>
-      <w:proofErr w:type="spellStart"/>
-      <w:r>
-        <w:rPr>
-          <w:rFonts w:ascii="Courier New" w:eastAsia="Times New Roman" w:hAnsi="Courier New" w:cs="Courier New"/>
-          <w:sz w:val="20"/>
-          <w:szCs w:val="20"/>
-          <w:lang w:eastAsia="en-ZA"/>
-        </w:rPr>
-        <w:t>db</w:t>
-      </w:r>
-      <w:proofErr w:type="spellEnd"/>
-      <w:r>
-        <w:rPr>
-          <w:rFonts w:ascii="Courier New" w:eastAsia="Times New Roman" w:hAnsi="Courier New" w:cs="Courier New"/>
-          <w:sz w:val="20"/>
-          <w:szCs w:val="20"/>
-          <w:lang w:eastAsia="en-ZA"/>
-        </w:rPr>
-        <w:t xml:space="preserve"> upgrade</w:t>
+        <w:t>flask db upgrade</w:t>
       </w:r>
     </w:p>
     <w:p>
@@ -1602,19 +1549,8 @@
           <w:szCs w:val="20"/>
           <w:lang w:eastAsia="en-ZA"/>
         </w:rPr>
-        <w:t xml:space="preserve">flask </w:t>
-      </w:r>
-      <w:proofErr w:type="gramStart"/>
-      <w:r>
-        <w:rPr>
-          <w:rFonts w:ascii="Courier New" w:eastAsia="Times New Roman" w:hAnsi="Courier New" w:cs="Courier New"/>
-          <w:sz w:val="20"/>
-          <w:szCs w:val="20"/>
-          <w:lang w:eastAsia="en-ZA"/>
-        </w:rPr>
-        <w:t>run</w:t>
-      </w:r>
-      <w:proofErr w:type="gramEnd"/>
+        <w:t>flask run</w:t>
+      </w:r>
     </w:p>
     <w:p>
       <w:pPr>
@@ -1629,6 +1565,16 @@
       <w:r>
         <w:rPr>
           <w:rFonts w:ascii="Times New Roman" w:eastAsia="Times New Roman" w:hAnsi="Times New Roman" w:cs="Times New Roman"/>
+          <w:noProof/>
+          <w:sz w:val="24"/>
+          <w:szCs w:val="24"/>
+          <w:lang w:eastAsia="en-ZA"/>
+        </w:rPr>
+      </w:r>
+      <w:r>
+        <w:rPr>
+          <w:rFonts w:ascii="Times New Roman" w:eastAsia="Times New Roman" w:hAnsi="Times New Roman" w:cs="Times New Roman"/>
+          <w:noProof/>
           <w:sz w:val="24"/>
           <w:szCs w:val="24"/>
           <w:lang w:eastAsia="en-ZA"/>
@@ -2409,7 +2355,6 @@
                 <w:lang w:eastAsia="en-ZA"/>
               </w:rPr>
             </w:pPr>
-            <w:proofErr w:type="spellStart"/>
             <w:r>
               <w:rPr>
                 <w:rFonts w:ascii="Times New Roman" w:eastAsia="Times New Roman" w:hAnsi="Times New Roman" w:cs="Times New Roman"/>
@@ -2419,7 +2364,6 @@
               </w:rPr>
               <w:t>user_id</w:t>
             </w:r>
-            <w:proofErr w:type="spellEnd"/>
           </w:p>
         </w:tc>
         <w:tc>
@@ -2589,7 +2533,6 @@
                 <w:lang w:eastAsia="en-ZA"/>
               </w:rPr>
             </w:pPr>
-            <w:proofErr w:type="spellStart"/>
             <w:r>
               <w:rPr>
                 <w:rFonts w:ascii="Times New Roman" w:eastAsia="Times New Roman" w:hAnsi="Times New Roman" w:cs="Times New Roman"/>
@@ -2599,7 +2542,6 @@
               </w:rPr>
               <w:t>transaction_type</w:t>
             </w:r>
-            <w:proofErr w:type="spellEnd"/>
           </w:p>
         </w:tc>
         <w:tc>
@@ -2708,7 +2650,6 @@
                 <w:lang w:eastAsia="en-ZA"/>
               </w:rPr>
             </w:pPr>
-            <w:proofErr w:type="spellStart"/>
             <w:r>
               <w:rPr>
                 <w:rFonts w:ascii="Times New Roman" w:eastAsia="Times New Roman" w:hAnsi="Times New Roman" w:cs="Times New Roman"/>
@@ -2718,7 +2659,6 @@
               </w:rPr>
               <w:t>DateTime</w:t>
             </w:r>
-            <w:proofErr w:type="spellEnd"/>
           </w:p>
         </w:tc>
         <w:tc>
@@ -2771,7 +2711,6 @@
                 <w:lang w:eastAsia="en-ZA"/>
               </w:rPr>
             </w:pPr>
-            <w:proofErr w:type="spellStart"/>
             <w:r>
               <w:rPr>
                 <w:rFonts w:ascii="Times New Roman" w:eastAsia="Times New Roman" w:hAnsi="Times New Roman" w:cs="Times New Roman"/>
@@ -2781,7 +2720,6 @@
               </w:rPr>
               <w:t>recipient_id</w:t>
             </w:r>
-            <w:proofErr w:type="spellEnd"/>
           </w:p>
         </w:tc>
         <w:tc>
@@ -2855,6 +2793,16 @@
       <w:r>
         <w:rPr>
           <w:rFonts w:ascii="Times New Roman" w:eastAsia="Times New Roman" w:hAnsi="Times New Roman" w:cs="Times New Roman"/>
+          <w:noProof/>
+          <w:sz w:val="24"/>
+          <w:szCs w:val="24"/>
+          <w:lang w:eastAsia="en-ZA"/>
+        </w:rPr>
+      </w:r>
+      <w:r>
+        <w:rPr>
+          <w:rFonts w:ascii="Times New Roman" w:eastAsia="Times New Roman" w:hAnsi="Times New Roman" w:cs="Times New Roman"/>
+          <w:noProof/>
           <w:sz w:val="24"/>
           <w:szCs w:val="24"/>
           <w:lang w:eastAsia="en-ZA"/>
@@ -3231,6 +3179,16 @@
       <w:r>
         <w:rPr>
           <w:rFonts w:ascii="Times New Roman" w:eastAsia="Times New Roman" w:hAnsi="Times New Roman" w:cs="Times New Roman"/>
+          <w:noProof/>
+          <w:sz w:val="24"/>
+          <w:szCs w:val="24"/>
+          <w:lang w:eastAsia="en-ZA"/>
+        </w:rPr>
+      </w:r>
+      <w:r>
+        <w:rPr>
+          <w:rFonts w:ascii="Times New Roman" w:eastAsia="Times New Roman" w:hAnsi="Times New Roman" w:cs="Times New Roman"/>
+          <w:noProof/>
           <w:sz w:val="24"/>
           <w:szCs w:val="24"/>
           <w:lang w:eastAsia="en-ZA"/>
@@ -3597,6 +3555,16 @@
       <w:r>
         <w:rPr>
           <w:rFonts w:ascii="Times New Roman" w:eastAsia="Times New Roman" w:hAnsi="Times New Roman" w:cs="Times New Roman"/>
+          <w:noProof/>
+          <w:sz w:val="24"/>
+          <w:szCs w:val="24"/>
+          <w:lang w:eastAsia="en-ZA"/>
+        </w:rPr>
+      </w:r>
+      <w:r>
+        <w:rPr>
+          <w:rFonts w:ascii="Times New Roman" w:eastAsia="Times New Roman" w:hAnsi="Times New Roman" w:cs="Times New Roman"/>
+          <w:noProof/>
           <w:sz w:val="24"/>
           <w:szCs w:val="24"/>
           <w:lang w:eastAsia="en-ZA"/>
@@ -3776,6 +3744,16 @@
       <w:r>
         <w:rPr>
           <w:rFonts w:ascii="Times New Roman" w:eastAsia="Times New Roman" w:hAnsi="Times New Roman" w:cs="Times New Roman"/>
+          <w:noProof/>
+          <w:sz w:val="24"/>
+          <w:szCs w:val="24"/>
+          <w:lang w:eastAsia="en-ZA"/>
+        </w:rPr>
+      </w:r>
+      <w:r>
+        <w:rPr>
+          <w:rFonts w:ascii="Times New Roman" w:eastAsia="Times New Roman" w:hAnsi="Times New Roman" w:cs="Times New Roman"/>
+          <w:noProof/>
           <w:sz w:val="24"/>
           <w:szCs w:val="24"/>
           <w:lang w:eastAsia="en-ZA"/>
@@ -3964,6 +3942,16 @@
       <w:r>
         <w:rPr>
           <w:rFonts w:ascii="Times New Roman" w:eastAsia="Times New Roman" w:hAnsi="Times New Roman" w:cs="Times New Roman"/>
+          <w:noProof/>
+          <w:sz w:val="24"/>
+          <w:szCs w:val="24"/>
+          <w:lang w:eastAsia="en-ZA"/>
+        </w:rPr>
+      </w:r>
+      <w:r>
+        <w:rPr>
+          <w:rFonts w:ascii="Times New Roman" w:eastAsia="Times New Roman" w:hAnsi="Times New Roman" w:cs="Times New Roman"/>
+          <w:noProof/>
           <w:sz w:val="24"/>
           <w:szCs w:val="24"/>
           <w:lang w:eastAsia="en-ZA"/>
@@ -4130,7 +4118,7 @@
 </file>
 
 <file path=word/numbering.xml><?xml version="1.0" encoding="utf-8"?>
-<w:numbering xmlns:wpc="http://schemas.microsoft.com/office/word/2010/wordprocessingCanvas" xmlns:cx="http://schemas.microsoft.com/office/drawing/2014/chartex" xmlns:cx1="http://schemas.microsoft.com/office/drawing/2015/9/8/chartex" xmlns:cx2="http://schemas.microsoft.com/office/drawing/2015/10/21/chartex" xmlns:cx3="http://schemas.microsoft.com/office/drawing/2016/5/9/chartex" xmlns:cx4="http://schemas.microsoft.com/office/drawing/2016/5/10/chartex" xmlns:cx5="http://schemas.microsoft.com/office/drawing/2016/5/11/chartex" xmlns:cx6="http://schemas.microsoft.com/office/drawing/2016/5/12/chartex" xmlns:cx7="http://schemas.microsoft.com/office/drawing/2016/5/13/chartex" xmlns:cx8="http://schemas.microsoft.com/office/drawing/2016/5/14/chartex" xmlns:mc="http://schemas.openxmlformats.org/markup-compatibility/2006" xmlns:aink="http://schemas.microsoft.com/office/drawing/2016/ink" xmlns:am3d="http://schemas.microsoft.com/office/drawing/2017/model3d" xmlns:o="urn:schemas-microsoft-com:office:office" xmlns:r="http://schemas.openxmlformats.org/officeDocument/2006/relationships" xmlns:m="http://schemas.openxmlformats.org/officeDocument/2006/math" xmlns:v="urn:schemas-microsoft-com:vml" xmlns:wp14="http://schemas.microsoft.com/office/word/2010/wordprocessingDrawing" xmlns:wp="http://schemas.openxmlformats.org/drawingml/2006/wordprocessingDrawing" xmlns:w10="urn:schemas-microsoft-com:office:word" xmlns:w="http://schemas.openxmlformats.org/wordprocessingml/2006/main" xmlns:w14="http://schemas.microsoft.com/office/word/2010/wordml" xmlns:w15="http://schemas.microsoft.com/office/word/2012/wordml" xmlns:w16cid="http://schemas.microsoft.com/office/word/2016/wordml/cid" xmlns:w16se="http://schemas.microsoft.com/office/word/2015/wordml/symex" xmlns:wpg="http://schemas.microsoft.com/office/word/2010/wordprocessingGroup" xmlns:wpi="http://schemas.microsoft.com/office/word/2010/wordprocessingInk" xmlns:wne="http://schemas.microsoft.com/office/word/2006/wordml" xmlns:wps="http://schemas.microsoft.com/office/word/2010/wordprocessingShape" mc:Ignorable="w14 w15 w16se w16cid wp14">
+<w:numbering xmlns:wpc="http://schemas.microsoft.com/office/word/2010/wordprocessingCanvas" xmlns:cx="http://schemas.microsoft.com/office/drawing/2014/chartex" xmlns:cx1="http://schemas.microsoft.com/office/drawing/2015/9/8/chartex" xmlns:cx2="http://schemas.microsoft.com/office/drawing/2015/10/21/chartex" xmlns:cx3="http://schemas.microsoft.com/office/drawing/2016/5/9/chartex" xmlns:cx4="http://schemas.microsoft.com/office/drawing/2016/5/10/chartex" xmlns:cx5="http://schemas.microsoft.com/office/drawing/2016/5/11/chartex" xmlns:cx6="http://schemas.microsoft.com/office/drawing/2016/5/12/chartex" xmlns:cx7="http://schemas.microsoft.com/office/drawing/2016/5/13/chartex" xmlns:cx8="http://schemas.microsoft.com/office/drawing/2016/5/14/chartex" xmlns:mc="http://schemas.openxmlformats.org/markup-compatibility/2006" xmlns:aink="http://schemas.microsoft.com/office/drawing/2016/ink" xmlns:am3d="http://schemas.microsoft.com/office/drawing/2017/model3d" xmlns:o="urn:schemas-microsoft-com:office:office" xmlns:oel="http://schemas.microsoft.com/office/2019/extlst" xmlns:r="http://schemas.openxmlformats.org/officeDocument/2006/relationships" xmlns:m="http://schemas.openxmlformats.org/officeDocument/2006/math" xmlns:v="urn:schemas-microsoft-com:vml" xmlns:wp14="http://schemas.microsoft.com/office/word/2010/wordprocessingDrawing" xmlns:wp="http://schemas.openxmlformats.org/drawingml/2006/wordprocessingDrawing" xmlns:w10="urn:schemas-microsoft-com:office:word" xmlns:w="http://schemas.openxmlformats.org/wordprocessingml/2006/main" xmlns:w14="http://schemas.microsoft.com/office/word/2010/wordml" xmlns:w15="http://schemas.microsoft.com/office/word/2012/wordml" xmlns:w16cex="http://schemas.microsoft.com/office/word/2018/wordml/cex" xmlns:w16cid="http://schemas.microsoft.com/office/word/2016/wordml/cid" xmlns:w16="http://schemas.microsoft.com/office/word/2018/wordml" xmlns:w16du="http://schemas.microsoft.com/office/word/2023/wordml/word16du" xmlns:w16sdtdh="http://schemas.microsoft.com/office/word/2020/wordml/sdtdatahash" xmlns:w16sdtfl="http://schemas.microsoft.com/office/word/2024/wordml/sdtformatlock" xmlns:w16se="http://schemas.microsoft.com/office/word/2015/wordml/symex" xmlns:wpg="http://schemas.microsoft.com/office/word/2010/wordprocessingGroup" xmlns:wpi="http://schemas.microsoft.com/office/word/2010/wordprocessingInk" xmlns:wne="http://schemas.microsoft.com/office/word/2006/wordml" xmlns:wps="http://schemas.microsoft.com/office/word/2010/wordprocessingShape" mc:Ignorable="w14 w15 w16se w16cid w16 w16cex w16sdtdh w16sdtfl w16du wp14">
   <w:abstractNum w:abstractNumId="0" w15:restartNumberingAfterBreak="0">
     <w:nsid w:val="07642EEF"/>
     <w:multiLevelType w:val="multilevel"/>
@@ -5666,44 +5654,44 @@
       </w:rPr>
     </w:lvl>
   </w:abstractNum>
-  <w:num w:numId="1">
+  <w:num w:numId="1" w16cid:durableId="628126232">
     <w:abstractNumId w:val="4"/>
   </w:num>
-  <w:num w:numId="2">
+  <w:num w:numId="2" w16cid:durableId="2126070785">
     <w:abstractNumId w:val="8"/>
   </w:num>
-  <w:num w:numId="3">
+  <w:num w:numId="3" w16cid:durableId="1270623841">
     <w:abstractNumId w:val="2"/>
   </w:num>
-  <w:num w:numId="4">
+  <w:num w:numId="4" w16cid:durableId="949050411">
     <w:abstractNumId w:val="3"/>
   </w:num>
-  <w:num w:numId="5">
+  <w:num w:numId="5" w16cid:durableId="1759130021">
     <w:abstractNumId w:val="7"/>
   </w:num>
-  <w:num w:numId="6">
+  <w:num w:numId="6" w16cid:durableId="1873762869">
     <w:abstractNumId w:val="10"/>
   </w:num>
-  <w:num w:numId="7">
+  <w:num w:numId="7" w16cid:durableId="505286939">
     <w:abstractNumId w:val="6"/>
   </w:num>
-  <w:num w:numId="8">
+  <w:num w:numId="8" w16cid:durableId="1212965481">
     <w:abstractNumId w:val="9"/>
   </w:num>
-  <w:num w:numId="9">
+  <w:num w:numId="9" w16cid:durableId="474568512">
     <w:abstractNumId w:val="1"/>
   </w:num>
-  <w:num w:numId="10">
+  <w:num w:numId="10" w16cid:durableId="1811702802">
     <w:abstractNumId w:val="5"/>
   </w:num>
-  <w:num w:numId="11">
+  <w:num w:numId="11" w16cid:durableId="1849056751">
     <w:abstractNumId w:val="0"/>
   </w:num>
 </w:numbering>
 </file>
 
 <file path=word/styles.xml><?xml version="1.0" encoding="utf-8"?>
-<w:styles xmlns:mc="http://schemas.openxmlformats.org/markup-compatibility/2006" xmlns:r="http://schemas.openxmlformats.org/officeDocument/2006/relationships" xmlns:w="http://schemas.openxmlformats.org/wordprocessingml/2006/main" xmlns:w14="http://schemas.microsoft.com/office/word/2010/wordml" xmlns:w15="http://schemas.microsoft.com/office/word/2012/wordml" xmlns:w16cid="http://schemas.microsoft.com/office/word/2016/wordml/cid" xmlns:w16se="http://schemas.microsoft.com/office/word/2015/wordml/symex" mc:Ignorable="w14 w15 w16se w16cid">
+<w:styles xmlns:mc="http://schemas.openxmlformats.org/markup-compatibility/2006" xmlns:r="http://schemas.openxmlformats.org/officeDocument/2006/relationships" xmlns:w="http://schemas.openxmlformats.org/wordprocessingml/2006/main" xmlns:w14="http://schemas.microsoft.com/office/word/2010/wordml" xmlns:w15="http://schemas.microsoft.com/office/word/2012/wordml" xmlns:w16cex="http://schemas.microsoft.com/office/word/2018/wordml/cex" xmlns:w16cid="http://schemas.microsoft.com/office/word/2016/wordml/cid" xmlns:w16="http://schemas.microsoft.com/office/word/2018/wordml" xmlns:w16du="http://schemas.microsoft.com/office/word/2023/wordml/word16du" xmlns:w16sdtdh="http://schemas.microsoft.com/office/word/2020/wordml/sdtdatahash" xmlns:w16sdtfl="http://schemas.microsoft.com/office/word/2024/wordml/sdtformatlock" xmlns:w16se="http://schemas.microsoft.com/office/word/2015/wordml/symex" mc:Ignorable="w14 w15 w16se w16cid w16 w16cex w16sdtdh w16sdtfl w16du">
   <w:docDefaults>
     <w:rPrDefault>
       <w:rPr>
@@ -5719,7 +5707,7 @@
       </w:pPr>
     </w:pPrDefault>
   </w:docDefaults>
-  <w:latentStyles w:defLockedState="0" w:defUIPriority="99" w:defSemiHidden="0" w:defUnhideWhenUsed="0" w:defQFormat="0" w:count="375">
+  <w:latentStyles w:defLockedState="0" w:defUIPriority="99" w:defSemiHidden="0" w:defUnhideWhenUsed="0" w:defQFormat="0" w:count="376">
     <w:lsdException w:name="Normal" w:uiPriority="0" w:qFormat="1"/>
     <w:lsdException w:name="heading 1" w:uiPriority="9" w:qFormat="1"/>
     <w:lsdException w:name="heading 2" w:semiHidden="1" w:uiPriority="9" w:unhideWhenUsed="1" w:qFormat="1"/>
@@ -6095,6 +6083,7 @@
     <w:lsdException w:name="Smart Hyperlink" w:semiHidden="1" w:unhideWhenUsed="1"/>
     <w:lsdException w:name="Hashtag" w:semiHidden="1" w:unhideWhenUsed="1"/>
     <w:lsdException w:name="Unresolved Mention" w:semiHidden="1" w:unhideWhenUsed="1"/>
+    <w:lsdException w:name="Smart Link" w:semiHidden="1" w:unhideWhenUsed="1"/>
   </w:latentStyles>
   <w:style w:type="paragraph" w:default="1" w:styleId="Normal">
     <w:name w:val="Normal"/>
@@ -6624,6 +6613,23 @@
 </file>
 
 <file path=customXml/item1.xml><?xml version="1.0" encoding="utf-8"?>
+<p:properties xmlns:p="http://schemas.microsoft.com/office/2006/metadata/properties" xmlns:xsi="http://www.w3.org/2001/XMLSchema-instance" xmlns:pc="http://schemas.microsoft.com/office/infopath/2007/PartnerControls">
+  <documentManagement>
+    <_activity xmlns="41f84b5c-3d7d-4912-a4de-e2ef59add1e4" xsi:nil="true"/>
+  </documentManagement>
+</p:properties>
+</file>
+
+<file path=customXml/item2.xml><?xml version="1.0" encoding="utf-8"?>
+<?mso-contentType ?>
+<FormTemplates xmlns="http://schemas.microsoft.com/sharepoint/v3/contenttype/forms">
+  <Display>DocumentLibraryForm</Display>
+  <Edit>DocumentLibraryForm</Edit>
+  <New>DocumentLibraryForm</New>
+</FormTemplates>
+</file>
+
+<file path=customXml/item3.xml><?xml version="1.0" encoding="utf-8"?>
 <ct:contentTypeSchema xmlns:ct="http://schemas.microsoft.com/office/2006/metadata/contentType" xmlns:ma="http://schemas.microsoft.com/office/2006/metadata/properties/metaAttributes" ct:_="" ma:_="" ma:contentTypeName="Document" ma:contentTypeID="0x010100960EFDC01AB59A4BA2F32830E6F95E95" ma:contentTypeVersion="11" ma:contentTypeDescription="Create a new document." ma:contentTypeScope="" ma:versionID="bac6010629f77e4e4775bbd135960cd5">
   <xsd:schema xmlns:xsd="http://www.w3.org/2001/XMLSchema" xmlns:xs="http://www.w3.org/2001/XMLSchema" xmlns:p="http://schemas.microsoft.com/office/2006/metadata/properties" xmlns:ns3="41f84b5c-3d7d-4912-a4de-e2ef59add1e4" targetNamespace="http://schemas.microsoft.com/office/2006/metadata/properties" ma:root="true" ma:fieldsID="583499965d04b4ea810057949129c1d8" ns3:_="">
     <xsd:import namespace="41f84b5c-3d7d-4912-a4de-e2ef59add1e4"/>
@@ -6811,37 +6817,13 @@
 </ct:contentTypeSchema>
 </file>
 
-<file path=customXml/item2.xml><?xml version="1.0" encoding="utf-8"?>
-<?mso-contentType ?>
-<FormTemplates xmlns="http://schemas.microsoft.com/sharepoint/v3/contenttype/forms">
-  <Display>DocumentLibraryForm</Display>
-  <Edit>DocumentLibraryForm</Edit>
-  <New>DocumentLibraryForm</New>
-</FormTemplates>
-</file>
-
-<file path=customXml/item3.xml><?xml version="1.0" encoding="utf-8"?>
-<p:properties xmlns:p="http://schemas.microsoft.com/office/2006/metadata/properties" xmlns:xsi="http://www.w3.org/2001/XMLSchema-instance" xmlns:pc="http://schemas.microsoft.com/office/infopath/2007/PartnerControls">
-  <documentManagement>
-    <_activity xmlns="41f84b5c-3d7d-4912-a4de-e2ef59add1e4" xsi:nil="true"/>
-  </documentManagement>
-</p:properties>
-</file>
-
 <file path=customXml/itemProps1.xml><?xml version="1.0" encoding="utf-8"?>
-<ds:datastoreItem xmlns:ds="http://schemas.openxmlformats.org/officeDocument/2006/customXml" ds:itemID="{2560EE64-C557-404A-874F-E2639494C6E9}">
+<ds:datastoreItem xmlns:ds="http://schemas.openxmlformats.org/officeDocument/2006/customXml" ds:itemID="{9D7062D2-557E-471A-981E-54183EDB4469}">
   <ds:schemaRefs>
-    <ds:schemaRef ds:uri="http://schemas.microsoft.com/office/2006/metadata/contentType"/>
-    <ds:schemaRef ds:uri="http://schemas.microsoft.com/office/2006/metadata/properties/metaAttributes"/>
-    <ds:schemaRef ds:uri="http://www.w3.org/2001/XMLSchema"/>
     <ds:schemaRef ds:uri="http://schemas.microsoft.com/office/2006/metadata/properties"/>
+    <ds:schemaRef ds:uri="http://www.w3.org/2000/xmlns/"/>
     <ds:schemaRef ds:uri="41f84b5c-3d7d-4912-a4de-e2ef59add1e4"/>
-    <ds:schemaRef ds:uri="http://schemas.microsoft.com/office/2006/documentManagement/types"/>
-    <ds:schemaRef ds:uri="http://schemas.microsoft.com/office/infopath/2007/PartnerControls"/>
-    <ds:schemaRef ds:uri="http://schemas.openxmlformats.org/package/2006/metadata/core-properties"/>
-    <ds:schemaRef ds:uri="http://purl.org/dc/elements/1.1/"/>
-    <ds:schemaRef ds:uri="http://purl.org/dc/terms/"/>
-    <ds:schemaRef ds:uri="http://schemas.microsoft.com/internal/obd"/>
+    <ds:schemaRef ds:uri="http://www.w3.org/2001/XMLSchema-instance"/>
   </ds:schemaRefs>
 </ds:datastoreItem>
 </file>
@@ -6855,17 +6837,19 @@
 </file>
 
 <file path=customXml/itemProps3.xml><?xml version="1.0" encoding="utf-8"?>
-<ds:datastoreItem xmlns:ds="http://schemas.openxmlformats.org/officeDocument/2006/customXml" ds:itemID="{9D7062D2-557E-471A-981E-54183EDB4469}">
+<ds:datastoreItem xmlns:ds="http://schemas.openxmlformats.org/officeDocument/2006/customXml" ds:itemID="{2560EE64-C557-404A-874F-E2639494C6E9}">
   <ds:schemaRefs>
-    <ds:schemaRef ds:uri="http://purl.org/dc/terms/"/>
-    <ds:schemaRef ds:uri="http://purl.org/dc/elements/1.1/"/>
-    <ds:schemaRef ds:uri="http://schemas.microsoft.com/office/2006/documentManagement/types"/>
-    <ds:schemaRef ds:uri="http://schemas.microsoft.com/office/infopath/2007/PartnerControls"/>
+    <ds:schemaRef ds:uri="http://schemas.microsoft.com/office/2006/metadata/contentType"/>
+    <ds:schemaRef ds:uri="http://schemas.microsoft.com/office/2006/metadata/properties/metaAttributes"/>
+    <ds:schemaRef ds:uri="http://www.w3.org/2000/xmlns/"/>
+    <ds:schemaRef ds:uri="http://www.w3.org/2001/XMLSchema"/>
     <ds:schemaRef ds:uri="41f84b5c-3d7d-4912-a4de-e2ef59add1e4"/>
-    <ds:schemaRef ds:uri="http://schemas.microsoft.com/office/2006/metadata/properties"/>
-    <ds:schemaRef ds:uri="http://www.w3.org/XML/1998/namespace"/>
-    <ds:schemaRef ds:uri="http://purl.org/dc/dcmitype/"/>
-    <ds:schemaRef ds:uri="http://schemas.openxmlformats.org/package/2006/metadata/core-properties"/>
   </ds:schemaRefs>
 </ds:datastoreItem>
+</file>
+
+<file path=docMetadata/LabelInfo.xml><?xml version="1.0" encoding="utf-8"?>
+<clbl:labelList xmlns:clbl="http://schemas.microsoft.com/office/2020/mipLabelMetadata">
+  <clbl:label id="{25ad730f-33d6-49cf-99a8-50eb3e6c6ea2}" enabled="0" method="" siteId="{25ad730f-33d6-49cf-99a8-50eb3e6c6ea2}" removed="1"/>
+</clbl:labelList>
 </file>